--- a/TS-Kramam/TS-6.4/TS 6.4 Sanskrit Krama Paatam Corrections.docx
+++ b/TS-Kramam/TS-6.4/TS 6.4 Sanskrit Krama Paatam Corrections.docx
@@ -246,6 +246,474 @@
       </w:tr>
       <w:tr>
         <w:trPr>
+          <w:trHeight w:val="1531"/>
+        </w:trPr>
+        <w:tc>
+          <w:tcPr>
+            <w:tcW w:w="4048" w:type="dxa"/>
+          </w:tcPr>
+          <w:p>
+            <w:pPr>
+              <w:widowControl w:val="0"/>
+              <w:tabs>
+                <w:tab w:val="left" w:pos="993"/>
+              </w:tabs>
+              <w:autoSpaceDE w:val="0"/>
+              <w:autoSpaceDN w:val="0"/>
+              <w:adjustRightInd w:val="0"/>
+              <w:spacing w:before="0" w:line="240" w:lineRule="auto"/>
+              <w:ind w:right="297"/>
+              <w:rPr>
+                <w:rFonts w:cs="Arial"/>
+                <w:b/>
+                <w:sz w:val="28"/>
+                <w:szCs w:val="32"/>
+              </w:rPr>
+            </w:pPr>
+            <w:r>
+              <w:rPr>
+                <w:rFonts w:cs="Arial"/>
+                <w:b/>
+                <w:sz w:val="28"/>
+                <w:szCs w:val="32"/>
+              </w:rPr>
+              <w:t>T.S.6.4.6.4 – Kramam</w:t>
+            </w:r>
+          </w:p>
+          <w:p>
+            <w:pPr>
+              <w:widowControl w:val="0"/>
+              <w:tabs>
+                <w:tab w:val="left" w:pos="993"/>
+              </w:tabs>
+              <w:autoSpaceDE w:val="0"/>
+              <w:autoSpaceDN w:val="0"/>
+              <w:adjustRightInd w:val="0"/>
+              <w:spacing w:before="0" w:line="240" w:lineRule="auto"/>
+              <w:ind w:right="297"/>
+              <w:rPr>
+                <w:rFonts w:cs="Arial"/>
+                <w:b/>
+                <w:sz w:val="28"/>
+                <w:szCs w:val="32"/>
+                <w:lang w:val="en-IN"/>
+              </w:rPr>
+            </w:pPr>
+            <w:r>
+              <w:rPr>
+                <w:rFonts w:cs="Arial"/>
+                <w:b/>
+                <w:sz w:val="28"/>
+                <w:szCs w:val="32"/>
+                <w:lang w:val="en-IN"/>
+              </w:rPr>
+              <w:t>Krama Vaakyam No.–43</w:t>
+            </w:r>
+          </w:p>
+          <w:p>
+            <w:pPr>
+              <w:widowControl w:val="0"/>
+              <w:autoSpaceDE w:val="0"/>
+              <w:autoSpaceDN w:val="0"/>
+              <w:adjustRightInd w:val="0"/>
+              <w:spacing w:before="0" w:line="240" w:lineRule="auto"/>
+              <w:jc w:val="both"/>
+              <w:rPr>
+                <w:rFonts w:cs="Arial"/>
+                <w:b/>
+                <w:sz w:val="28"/>
+                <w:szCs w:val="32"/>
+                <w:lang w:val="it-IT"/>
+              </w:rPr>
+            </w:pPr>
+            <w:r>
+              <w:rPr>
+                <w:rFonts w:cs="Arial"/>
+                <w:b/>
+                <w:sz w:val="28"/>
+                <w:szCs w:val="32"/>
+                <w:lang w:val="it-IT"/>
+              </w:rPr>
+              <w:t>Panchaati No</w:t>
+            </w:r>
+            <w:r>
+              <w:rPr>
+                <w:rFonts w:cs="Arial"/>
+                <w:b/>
+                <w:szCs w:val="32"/>
+                <w:lang w:val="it-IT"/>
+              </w:rPr>
+              <w:t xml:space="preserve">. – </w:t>
+            </w:r>
+            <w:r>
+              <w:rPr>
+                <w:rFonts w:cs="Arial"/>
+                <w:b/>
+                <w:sz w:val="28"/>
+                <w:szCs w:val="32"/>
+                <w:lang w:val="it-IT"/>
+              </w:rPr>
+              <w:t>30</w:t>
+            </w:r>
+          </w:p>
+          <w:p>
+            <w:pPr>
+              <w:widowControl w:val="0"/>
+              <w:tabs>
+                <w:tab w:val="left" w:pos="993"/>
+              </w:tabs>
+              <w:autoSpaceDE w:val="0"/>
+              <w:autoSpaceDN w:val="0"/>
+              <w:adjustRightInd w:val="0"/>
+              <w:spacing w:before="0" w:line="240" w:lineRule="auto"/>
+              <w:ind w:right="297"/>
+              <w:rPr>
+                <w:rFonts w:cs="Arial"/>
+                <w:b/>
+                <w:sz w:val="28"/>
+                <w:szCs w:val="32"/>
+                <w:lang w:val="it-IT"/>
+              </w:rPr>
+            </w:pPr>
+          </w:p>
+        </w:tc>
+        <w:tc>
+          <w:tcPr>
+            <w:tcW w:w="4738" w:type="dxa"/>
+          </w:tcPr>
+          <w:p>
+            <w:pPr>
+              <w:widowControl w:val="0"/>
+              <w:autoSpaceDE w:val="0"/>
+              <w:autoSpaceDN w:val="0"/>
+              <w:adjustRightInd w:val="0"/>
+              <w:spacing w:before="0" w:line="240" w:lineRule="auto"/>
+              <w:rPr>
+                <w:rFonts w:ascii="BRH Devanagari Extra" w:hAnsi="BRH Devanagari Extra" w:cs="BRH Devanagari Extra"/>
+                <w:color w:val="000000"/>
+                <w:sz w:val="40"/>
+                <w:szCs w:val="40"/>
+                <w:lang w:val="it-IT" w:bidi="ml-IN"/>
+              </w:rPr>
+            </w:pPr>
+            <w:r>
+              <w:rPr>
+                <w:rFonts w:ascii="BRH Devanagari Extra" w:hAnsi="BRH Devanagari Extra" w:cs="BRH Devanagari Extra"/>
+                <w:color w:val="000000"/>
+                <w:sz w:val="40"/>
+                <w:szCs w:val="40"/>
+                <w:lang w:val="it-IT" w:bidi="ml-IN"/>
+              </w:rPr>
+              <w:t>CÌiÉ</w:t>
+            </w:r>
+            <w:r>
+              <w:rPr>
+                <w:rFonts w:ascii="BRH Malayalam Extra" w:hAnsi="BRH Malayalam Extra" w:cs="BRH Devanagari Extra"/>
+                <w:color w:val="000000"/>
+                <w:sz w:val="32"/>
+                <w:szCs w:val="40"/>
+                <w:lang w:val="it-IT" w:bidi="ml-IN"/>
+              </w:rPr>
+              <w:t>–</w:t>
+            </w:r>
+            <w:r>
+              <w:rPr>
+                <w:rFonts w:ascii="BRH Devanagari Extra" w:hAnsi="BRH Devanagari Extra" w:cs="BRH Devanagari Extra"/>
+                <w:color w:val="000000"/>
+                <w:sz w:val="40"/>
+                <w:szCs w:val="40"/>
+                <w:lang w:val="it-IT" w:bidi="ml-IN"/>
+              </w:rPr>
+              <w:t xml:space="preserve"> xÉ</w:t>
+            </w:r>
+            <w:r>
+              <w:rPr>
+                <w:rFonts w:ascii="BRH Devanagari Extra" w:hAnsi="BRH Devanagari Extra" w:cs="BRH Devanagari Extra"/>
+                <w:color w:val="000000"/>
+                <w:sz w:val="36"/>
+                <w:szCs w:val="40"/>
+                <w:lang w:val="it-IT" w:bidi="ml-IN"/>
+              </w:rPr>
+              <w:t>ò</w:t>
+            </w:r>
+            <w:r>
+              <w:rPr>
+                <w:rFonts w:ascii="BRH Devanagari Extra" w:hAnsi="BRH Devanagari Extra" w:cs="BRH Devanagari Extra"/>
+                <w:color w:val="000000"/>
+                <w:sz w:val="40"/>
+                <w:szCs w:val="40"/>
+                <w:lang w:val="it-IT" w:bidi="ml-IN"/>
+              </w:rPr>
+              <w:t xml:space="preserve">xmÉ×þ¹Éæ | </w:t>
+            </w:r>
+          </w:p>
+          <w:p>
+            <w:pPr>
+              <w:widowControl w:val="0"/>
+              <w:autoSpaceDE w:val="0"/>
+              <w:autoSpaceDN w:val="0"/>
+              <w:adjustRightInd w:val="0"/>
+              <w:spacing w:before="0" w:line="240" w:lineRule="auto"/>
+              <w:rPr>
+                <w:rFonts w:ascii="BRH Malayalam Extra" w:eastAsia="Times New Roman" w:hAnsi="BRH Malayalam Extra" w:cs="BRH Malayalam Extra"/>
+                <w:sz w:val="40"/>
+                <w:szCs w:val="40"/>
+                <w:lang w:val="it-IT" w:eastAsia="en-IN" w:bidi="ml-IN"/>
+              </w:rPr>
+            </w:pPr>
+            <w:r>
+              <w:rPr>
+                <w:rFonts w:ascii="BRH Devanagari Extra" w:hAnsi="BRH Devanagari Extra" w:cs="BRH Devanagari Extra"/>
+                <w:color w:val="000000"/>
+                <w:sz w:val="40"/>
+                <w:szCs w:val="40"/>
+                <w:lang w:val="it-IT" w:bidi="ml-IN"/>
+              </w:rPr>
+              <w:t>xÉ</w:t>
+            </w:r>
+            <w:r>
+              <w:rPr>
+                <w:rFonts w:ascii="BRH Devanagari Extra" w:hAnsi="BRH Devanagari Extra" w:cs="BRH Devanagari Extra"/>
+                <w:color w:val="000000"/>
+                <w:sz w:val="36"/>
+                <w:szCs w:val="40"/>
+                <w:lang w:val="it-IT" w:bidi="ml-IN"/>
+              </w:rPr>
+              <w:t>ò</w:t>
+            </w:r>
+            <w:r>
+              <w:rPr>
+                <w:rFonts w:ascii="BRH Devanagari Extra" w:hAnsi="BRH Devanagari Extra" w:cs="BRH Devanagari Extra"/>
+                <w:color w:val="000000"/>
+                <w:sz w:val="40"/>
+                <w:szCs w:val="40"/>
+                <w:lang w:val="it-IT" w:bidi="ml-IN"/>
+              </w:rPr>
+              <w:t>x</w:t>
+            </w:r>
+            <w:r>
+              <w:rPr>
+                <w:rFonts w:ascii="BRH Devanagari Extra" w:hAnsi="BRH Devanagari Extra" w:cs="BRH Devanagari Extra"/>
+                <w:color w:val="000000"/>
+                <w:sz w:val="40"/>
+                <w:szCs w:val="40"/>
+                <w:highlight w:val="yellow"/>
+                <w:lang w:val="it-IT" w:bidi="ml-IN"/>
+              </w:rPr>
+              <w:t>mÉ</w:t>
+            </w:r>
+            <w:r>
+              <w:rPr>
+                <w:rFonts w:ascii="BRH Devanagari Extra" w:hAnsi="BRH Devanagari Extra" w:cs="BRH Devanagari Extra"/>
+                <w:color w:val="000000"/>
+                <w:sz w:val="40"/>
+                <w:szCs w:val="40"/>
+                <w:lang w:val="it-IT" w:bidi="ml-IN"/>
+              </w:rPr>
+              <w:t>þ¹Éæ</w:t>
+            </w:r>
+            <w:r>
+              <w:rPr>
+                <w:rFonts w:ascii="BRH Malayalam Extra" w:hAnsi="BRH Malayalam Extra" w:cs="BRH Devanagari Extra"/>
+                <w:color w:val="000000"/>
+                <w:sz w:val="32"/>
+                <w:szCs w:val="40"/>
+                <w:lang w:val="it-IT" w:bidi="ml-IN"/>
+              </w:rPr>
+              <w:t>–</w:t>
+            </w:r>
+            <w:r>
+              <w:rPr>
+                <w:rFonts w:ascii="BRH Devanagari Extra" w:hAnsi="BRH Devanagari Extra" w:cs="BRH Devanagari Extra"/>
+                <w:color w:val="000000"/>
+                <w:sz w:val="40"/>
+                <w:szCs w:val="40"/>
+                <w:lang w:val="it-IT" w:bidi="ml-IN"/>
+              </w:rPr>
+              <w:t xml:space="preserve"> iÉxrÉþ |</w:t>
+            </w:r>
+          </w:p>
+        </w:tc>
+        <w:tc>
+          <w:tcPr>
+            <w:tcW w:w="5220" w:type="dxa"/>
+          </w:tcPr>
+          <w:p>
+            <w:pPr>
+              <w:widowControl w:val="0"/>
+              <w:autoSpaceDE w:val="0"/>
+              <w:autoSpaceDN w:val="0"/>
+              <w:adjustRightInd w:val="0"/>
+              <w:spacing w:before="0" w:line="240" w:lineRule="auto"/>
+              <w:rPr>
+                <w:rFonts w:ascii="BRH Devanagari Extra" w:hAnsi="BRH Devanagari Extra" w:cs="BRH Devanagari Extra"/>
+                <w:color w:val="000000"/>
+                <w:sz w:val="40"/>
+                <w:szCs w:val="40"/>
+                <w:lang w:val="it-IT" w:bidi="ml-IN"/>
+              </w:rPr>
+            </w:pPr>
+            <w:r>
+              <w:rPr>
+                <w:rFonts w:ascii="BRH Devanagari Extra" w:hAnsi="BRH Devanagari Extra" w:cs="BRH Devanagari Extra"/>
+                <w:color w:val="000000"/>
+                <w:sz w:val="40"/>
+                <w:szCs w:val="40"/>
+                <w:lang w:val="it-IT" w:bidi="ml-IN"/>
+              </w:rPr>
+              <w:t>CÌiÉ</w:t>
+            </w:r>
+            <w:r>
+              <w:rPr>
+                <w:rFonts w:ascii="BRH Malayalam Extra" w:hAnsi="BRH Malayalam Extra" w:cs="BRH Devanagari Extra"/>
+                <w:color w:val="000000"/>
+                <w:sz w:val="32"/>
+                <w:szCs w:val="40"/>
+                <w:lang w:val="it-IT" w:bidi="ml-IN"/>
+              </w:rPr>
+              <w:t>–</w:t>
+            </w:r>
+            <w:r>
+              <w:rPr>
+                <w:rFonts w:ascii="BRH Devanagari Extra" w:hAnsi="BRH Devanagari Extra" w:cs="BRH Devanagari Extra"/>
+                <w:color w:val="000000"/>
+                <w:sz w:val="40"/>
+                <w:szCs w:val="40"/>
+                <w:lang w:val="it-IT" w:bidi="ml-IN"/>
+              </w:rPr>
+              <w:t xml:space="preserve"> xÉ</w:t>
+            </w:r>
+            <w:r>
+              <w:rPr>
+                <w:rFonts w:ascii="BRH Devanagari Extra" w:hAnsi="BRH Devanagari Extra" w:cs="BRH Devanagari Extra"/>
+                <w:color w:val="000000"/>
+                <w:sz w:val="36"/>
+                <w:szCs w:val="40"/>
+                <w:lang w:val="it-IT" w:bidi="ml-IN"/>
+              </w:rPr>
+              <w:t>ò</w:t>
+            </w:r>
+            <w:r>
+              <w:rPr>
+                <w:rFonts w:ascii="BRH Devanagari Extra" w:hAnsi="BRH Devanagari Extra" w:cs="BRH Devanagari Extra"/>
+                <w:color w:val="000000"/>
+                <w:sz w:val="40"/>
+                <w:szCs w:val="40"/>
+                <w:lang w:val="it-IT" w:bidi="ml-IN"/>
+              </w:rPr>
+              <w:t xml:space="preserve">xmÉ×þ¹Éæ | </w:t>
+            </w:r>
+          </w:p>
+          <w:p>
+            <w:pPr>
+              <w:widowControl w:val="0"/>
+              <w:autoSpaceDE w:val="0"/>
+              <w:autoSpaceDN w:val="0"/>
+              <w:adjustRightInd w:val="0"/>
+              <w:spacing w:before="0" w:line="240" w:lineRule="auto"/>
+              <w:rPr>
+                <w:rFonts w:ascii="BRH Malayalam Extra" w:eastAsia="Times New Roman" w:hAnsi="BRH Malayalam Extra" w:cs="BRH Malayalam Extra"/>
+                <w:sz w:val="40"/>
+                <w:szCs w:val="40"/>
+                <w:lang w:val="it-IT" w:eastAsia="en-IN" w:bidi="ml-IN"/>
+              </w:rPr>
+            </w:pPr>
+            <w:r>
+              <w:rPr>
+                <w:rFonts w:ascii="BRH Devanagari Extra" w:hAnsi="BRH Devanagari Extra" w:cs="BRH Devanagari Extra"/>
+                <w:color w:val="000000"/>
+                <w:sz w:val="40"/>
+                <w:szCs w:val="40"/>
+                <w:lang w:val="it-IT" w:bidi="ml-IN"/>
+              </w:rPr>
+              <w:t>xÉ</w:t>
+            </w:r>
+            <w:r>
+              <w:rPr>
+                <w:rFonts w:ascii="BRH Devanagari Extra" w:hAnsi="BRH Devanagari Extra" w:cs="BRH Devanagari Extra"/>
+                <w:color w:val="000000"/>
+                <w:sz w:val="36"/>
+                <w:szCs w:val="40"/>
+                <w:lang w:val="it-IT" w:bidi="ml-IN"/>
+              </w:rPr>
+              <w:t>ò</w:t>
+            </w:r>
+            <w:r>
+              <w:rPr>
+                <w:rFonts w:ascii="BRH Devanagari Extra" w:hAnsi="BRH Devanagari Extra" w:cs="BRH Devanagari Extra"/>
+                <w:color w:val="000000"/>
+                <w:sz w:val="40"/>
+                <w:szCs w:val="40"/>
+                <w:lang w:val="it-IT" w:bidi="ml-IN"/>
+              </w:rPr>
+              <w:t>xm</w:t>
+            </w:r>
+            <w:r>
+              <w:rPr>
+                <w:rFonts w:ascii="BRH Devanagari Extra" w:hAnsi="BRH Devanagari Extra" w:cs="BRH Devanagari Extra"/>
+                <w:color w:val="000000"/>
+                <w:sz w:val="40"/>
+                <w:szCs w:val="40"/>
+                <w:highlight w:val="green"/>
+                <w:lang w:val="it-IT" w:bidi="ml-IN"/>
+              </w:rPr>
+              <w:t>É</w:t>
+            </w:r>
+            <w:r>
+              <w:rPr>
+                <w:rFonts w:ascii="BRH Devanagari Extra" w:hAnsi="BRH Devanagari Extra" w:cs="BRH Devanagari Extra"/>
+                <w:color w:val="000000"/>
+                <w:sz w:val="40"/>
+                <w:szCs w:val="40"/>
+                <w:lang w:val="it-IT" w:bidi="ml-IN"/>
+              </w:rPr>
+              <w:t>×þ¹Éæ</w:t>
+            </w:r>
+            <w:r>
+              <w:rPr>
+                <w:rFonts w:ascii="BRH Malayalam Extra" w:hAnsi="BRH Malayalam Extra" w:cs="BRH Devanagari Extra"/>
+                <w:color w:val="000000"/>
+                <w:sz w:val="32"/>
+                <w:szCs w:val="40"/>
+                <w:lang w:val="it-IT" w:bidi="ml-IN"/>
+              </w:rPr>
+              <w:t>–</w:t>
+            </w:r>
+            <w:r>
+              <w:rPr>
+                <w:rFonts w:ascii="BRH Devanagari Extra" w:hAnsi="BRH Devanagari Extra" w:cs="BRH Devanagari Extra"/>
+                <w:color w:val="000000"/>
+                <w:sz w:val="40"/>
+                <w:szCs w:val="40"/>
+                <w:lang w:val="it-IT" w:bidi="ml-IN"/>
+              </w:rPr>
+              <w:t xml:space="preserve"> iÉxrÉþ |</w:t>
+            </w:r>
+            <w:r>
+              <w:rPr>
+                <w:rFonts w:ascii="BRH Devanagari Extra" w:hAnsi="BRH Devanagari Extra" w:cs="BRH Devanagari Extra"/>
+                <w:color w:val="000000"/>
+                <w:sz w:val="40"/>
+                <w:szCs w:val="40"/>
+                <w:lang w:val="it-IT" w:bidi="ml-IN"/>
+              </w:rPr>
+              <w:t xml:space="preserve"> </w:t>
+            </w:r>
+            <w:r>
+              <w:rPr>
+                <w:rFonts w:cs="Arial"/>
+                <w:color w:val="000000"/>
+                <w:sz w:val="40"/>
+                <w:szCs w:val="40"/>
+                <w:lang w:val="it-IT" w:bidi="ml-IN"/>
+              </w:rPr>
+              <w:t>(spru)</w:t>
+            </w:r>
+          </w:p>
+        </w:tc>
+      </w:tr>
+      <w:tr>
+        <w:trPr>
           <w:trHeight w:val="2523"/>
         </w:trPr>
         <w:tc>
@@ -1506,6 +1974,7 @@
                 <w:sz w:val="28"/>
                 <w:szCs w:val="32"/>
               </w:rPr>
+              <w:lastRenderedPageBreak/>
               <w:t>T.S.6.4.</w:t>
             </w:r>
             <w:r>
@@ -2137,7 +2606,6 @@
                 <w:sz w:val="28"/>
                 <w:szCs w:val="32"/>
               </w:rPr>
-              <w:lastRenderedPageBreak/>
               <w:t>T.S.6.4.</w:t>
             </w:r>
             <w:r>
@@ -3318,6 +3786,7 @@
           <w:b/>
           <w:bCs/>
         </w:rPr>
+        <w:lastRenderedPageBreak/>
         <w:t>(ignore those which are already incorporated in your book’s version and date)</w:t>
       </w:r>
     </w:p>
@@ -3459,7 +3928,6 @@
                 <w:sz w:val="28"/>
                 <w:szCs w:val="32"/>
               </w:rPr>
-              <w:lastRenderedPageBreak/>
               <w:t>T.S.6.</w:t>
             </w:r>
             <w:r>

--- a/TS-Kramam/TS-6.4/TS 6.4 Sanskrit Krama Paatam Corrections.docx
+++ b/TS-Kramam/TS-6.4/TS 6.4 Sanskrit Krama Paatam Corrections.docx
@@ -81,18 +81,7 @@
           <w:szCs w:val="32"/>
           <w:u w:val="single"/>
         </w:rPr>
-        <w:t xml:space="preserve">Observed </w:t>
-      </w:r>
-      <w:proofErr w:type="gramStart"/>
-      <w:r>
-        <w:rPr>
-          <w:b/>
-          <w:bCs/>
-          <w:sz w:val="32"/>
-          <w:szCs w:val="32"/>
-          <w:u w:val="single"/>
-        </w:rPr>
-        <w:t xml:space="preserve">till </w:t>
+        <w:t xml:space="preserve">Observed till </w:t>
       </w:r>
       <w:r>
         <w:rPr>
@@ -105,7 +94,6 @@
         </w:rPr>
         <w:t>????</w:t>
       </w:r>
-      <w:proofErr w:type="gramEnd"/>
     </w:p>
     <w:p>
       <w:pPr>
@@ -1943,6 +1931,757 @@
       </w:tr>
       <w:tr>
         <w:trPr>
+          <w:trHeight w:val="1266"/>
+        </w:trPr>
+        <w:tc>
+          <w:tcPr>
+            <w:tcW w:w="4048" w:type="dxa"/>
+          </w:tcPr>
+          <w:p>
+            <w:pPr>
+              <w:widowControl w:val="0"/>
+              <w:tabs>
+                <w:tab w:val="left" w:pos="993"/>
+              </w:tabs>
+              <w:autoSpaceDE w:val="0"/>
+              <w:autoSpaceDN w:val="0"/>
+              <w:adjustRightInd w:val="0"/>
+              <w:spacing w:before="0" w:line="240" w:lineRule="auto"/>
+              <w:ind w:right="297"/>
+              <w:rPr>
+                <w:rFonts w:cs="Arial"/>
+                <w:b/>
+                <w:sz w:val="28"/>
+                <w:szCs w:val="32"/>
+              </w:rPr>
+            </w:pPr>
+            <w:r>
+              <w:rPr>
+                <w:rFonts w:cs="Arial"/>
+                <w:b/>
+                <w:sz w:val="28"/>
+                <w:szCs w:val="32"/>
+              </w:rPr>
+              <w:t>T.S.6.4.</w:t>
+            </w:r>
+            <w:r>
+              <w:rPr>
+                <w:rFonts w:cs="Arial"/>
+                <w:b/>
+                <w:sz w:val="28"/>
+                <w:szCs w:val="32"/>
+              </w:rPr>
+              <w:t>9.5</w:t>
+            </w:r>
+            <w:r>
+              <w:rPr>
+                <w:rFonts w:cs="Arial"/>
+                <w:b/>
+                <w:sz w:val="28"/>
+                <w:szCs w:val="32"/>
+              </w:rPr>
+              <w:t xml:space="preserve"> – Kramam</w:t>
+            </w:r>
+          </w:p>
+          <w:p>
+            <w:pPr>
+              <w:widowControl w:val="0"/>
+              <w:tabs>
+                <w:tab w:val="left" w:pos="993"/>
+              </w:tabs>
+              <w:autoSpaceDE w:val="0"/>
+              <w:autoSpaceDN w:val="0"/>
+              <w:adjustRightInd w:val="0"/>
+              <w:spacing w:before="0" w:line="240" w:lineRule="auto"/>
+              <w:ind w:right="297"/>
+              <w:rPr>
+                <w:rFonts w:cs="Arial"/>
+                <w:b/>
+                <w:sz w:val="28"/>
+                <w:szCs w:val="32"/>
+                <w:lang w:val="en-IN"/>
+              </w:rPr>
+            </w:pPr>
+            <w:r>
+              <w:rPr>
+                <w:rFonts w:cs="Arial"/>
+                <w:b/>
+                <w:sz w:val="28"/>
+                <w:szCs w:val="32"/>
+                <w:lang w:val="en-IN"/>
+              </w:rPr>
+              <w:t>Krama Vaakyam No.–7</w:t>
+            </w:r>
+          </w:p>
+          <w:p>
+            <w:pPr>
+              <w:widowControl w:val="0"/>
+              <w:autoSpaceDE w:val="0"/>
+              <w:autoSpaceDN w:val="0"/>
+              <w:adjustRightInd w:val="0"/>
+              <w:spacing w:before="0" w:line="240" w:lineRule="auto"/>
+              <w:jc w:val="both"/>
+              <w:rPr>
+                <w:rFonts w:cs="Arial"/>
+                <w:b/>
+                <w:sz w:val="28"/>
+                <w:szCs w:val="32"/>
+                <w:lang w:val="it-IT"/>
+              </w:rPr>
+            </w:pPr>
+            <w:r>
+              <w:rPr>
+                <w:rFonts w:cs="Arial"/>
+                <w:b/>
+                <w:sz w:val="28"/>
+                <w:szCs w:val="32"/>
+                <w:lang w:val="it-IT"/>
+              </w:rPr>
+              <w:t>Panchaati No</w:t>
+            </w:r>
+            <w:r>
+              <w:rPr>
+                <w:rFonts w:cs="Arial"/>
+                <w:b/>
+                <w:szCs w:val="32"/>
+                <w:lang w:val="it-IT"/>
+              </w:rPr>
+              <w:t xml:space="preserve">. – </w:t>
+            </w:r>
+            <w:r>
+              <w:rPr>
+                <w:rFonts w:cs="Arial"/>
+                <w:b/>
+                <w:sz w:val="28"/>
+                <w:szCs w:val="32"/>
+                <w:lang w:val="it-IT"/>
+              </w:rPr>
+              <w:t>41</w:t>
+            </w:r>
+          </w:p>
+          <w:p>
+            <w:pPr>
+              <w:widowControl w:val="0"/>
+              <w:tabs>
+                <w:tab w:val="left" w:pos="993"/>
+              </w:tabs>
+              <w:autoSpaceDE w:val="0"/>
+              <w:autoSpaceDN w:val="0"/>
+              <w:adjustRightInd w:val="0"/>
+              <w:spacing w:before="0" w:line="240" w:lineRule="auto"/>
+              <w:ind w:right="297"/>
+              <w:rPr>
+                <w:rFonts w:cs="Arial"/>
+                <w:b/>
+                <w:sz w:val="28"/>
+                <w:szCs w:val="32"/>
+                <w:lang w:val="it-IT"/>
+              </w:rPr>
+            </w:pPr>
+          </w:p>
+        </w:tc>
+        <w:tc>
+          <w:tcPr>
+            <w:tcW w:w="4738" w:type="dxa"/>
+          </w:tcPr>
+          <w:p>
+            <w:pPr>
+              <w:widowControl w:val="0"/>
+              <w:autoSpaceDE w:val="0"/>
+              <w:autoSpaceDN w:val="0"/>
+              <w:adjustRightInd w:val="0"/>
+              <w:spacing w:before="0" w:line="240" w:lineRule="auto"/>
+              <w:rPr>
+                <w:rFonts w:ascii="BRH Malayalam Extra" w:eastAsia="Times New Roman" w:hAnsi="BRH Malayalam Extra" w:cs="BRH Malayalam Extra"/>
+                <w:color w:val="000000"/>
+                <w:sz w:val="40"/>
+                <w:szCs w:val="40"/>
+                <w:lang w:val="it-IT" w:eastAsia="en-IN" w:bidi="ml-IN"/>
+              </w:rPr>
+            </w:pPr>
+            <w:r>
+              <w:rPr>
+                <w:rFonts w:ascii="BRH Devanagari Extra" w:hAnsi="BRH Devanagari Extra" w:cs="BRH Devanagari Extra"/>
+                <w:color w:val="000000"/>
+                <w:sz w:val="40"/>
+                <w:szCs w:val="40"/>
+                <w:lang w:val="it-IT" w:bidi="ml-IN"/>
+              </w:rPr>
+              <w:t>A</w:t>
+            </w:r>
+            <w:r>
+              <w:rPr>
+                <w:rFonts w:ascii="BRH Malayalam Extra" w:hAnsi="BRH Malayalam Extra" w:cs="BRH Devanagari Extra"/>
+                <w:color w:val="000000"/>
+                <w:sz w:val="32"/>
+                <w:szCs w:val="40"/>
+                <w:lang w:val="it-IT" w:bidi="ml-IN"/>
+              </w:rPr>
+              <w:t>–</w:t>
+            </w:r>
+            <w:r>
+              <w:rPr>
+                <w:rFonts w:ascii="BRH Devanagari Extra" w:hAnsi="BRH Devanagari Extra" w:cs="BRH Devanagari Extra"/>
+                <w:color w:val="000000"/>
+                <w:sz w:val="40"/>
+                <w:szCs w:val="40"/>
+                <w:lang w:val="it-IT" w:bidi="ml-IN"/>
+              </w:rPr>
+              <w:t>liÉ</w:t>
+            </w:r>
+            <w:r>
+              <w:rPr>
+                <w:rFonts w:ascii="BRH Malayalam Extra" w:hAnsi="BRH Malayalam Extra" w:cs="BRH Devanagari Extra"/>
+                <w:color w:val="000000"/>
+                <w:sz w:val="32"/>
+                <w:szCs w:val="40"/>
+                <w:lang w:val="it-IT" w:bidi="ml-IN"/>
+              </w:rPr>
+              <w:t>–</w:t>
+            </w:r>
+            <w:r>
+              <w:rPr>
+                <w:rFonts w:ascii="BRH Devanagari Extra" w:hAnsi="BRH Devanagari Extra" w:cs="BRH Devanagari Extra"/>
+                <w:color w:val="000000"/>
+                <w:sz w:val="40"/>
+                <w:szCs w:val="40"/>
+                <w:lang w:val="it-IT" w:bidi="ml-IN"/>
+              </w:rPr>
+              <w:t>U</w:t>
+            </w:r>
+            <w:r>
+              <w:rPr>
+                <w:rFonts w:ascii="BRH Malayalam Extra" w:hAnsi="BRH Malayalam Extra" w:cs="BRH Devanagari Extra"/>
+                <w:color w:val="000000"/>
+                <w:sz w:val="32"/>
+                <w:szCs w:val="40"/>
+                <w:lang w:val="it-IT" w:bidi="ml-IN"/>
+              </w:rPr>
+              <w:t>–</w:t>
+            </w:r>
+            <w:r>
+              <w:rPr>
+                <w:rFonts w:ascii="BRH Devanagari Extra" w:hAnsi="BRH Devanagari Extra" w:cs="BRH Devanagari Extra"/>
+                <w:color w:val="000000"/>
+                <w:sz w:val="40"/>
+                <w:szCs w:val="40"/>
+                <w:lang w:val="it-IT" w:bidi="ml-IN"/>
+              </w:rPr>
+              <w:t>iÉÈ mÉëÉ</w:t>
+            </w:r>
+            <w:r>
+              <w:rPr>
+                <w:rFonts w:ascii="BRH Malayalam Extra" w:hAnsi="BRH Malayalam Extra" w:cs="BRH Devanagari Extra"/>
+                <w:color w:val="000000"/>
+                <w:sz w:val="32"/>
+                <w:szCs w:val="40"/>
+                <w:lang w:val="it-IT" w:bidi="ml-IN"/>
+              </w:rPr>
+              <w:t>–</w:t>
+            </w:r>
+            <w:r>
+              <w:rPr>
+                <w:rFonts w:ascii="BRH Devanagari Extra" w:hAnsi="BRH Devanagari Extra" w:cs="BRH Devanagari Extra"/>
+                <w:color w:val="000000"/>
+                <w:sz w:val="40"/>
+                <w:szCs w:val="40"/>
+                <w:lang w:val="it-IT" w:bidi="ml-IN"/>
+              </w:rPr>
+              <w:t>hÉÉÈ | mÉëÉ</w:t>
+            </w:r>
+            <w:r>
+              <w:rPr>
+                <w:rFonts w:ascii="BRH Malayalam Extra" w:hAnsi="BRH Malayalam Extra" w:cs="BRH Devanagari Extra"/>
+                <w:color w:val="000000"/>
+                <w:sz w:val="32"/>
+                <w:szCs w:val="40"/>
+                <w:lang w:val="it-IT" w:bidi="ml-IN"/>
+              </w:rPr>
+              <w:t>–</w:t>
+            </w:r>
+            <w:r>
+              <w:rPr>
+                <w:rFonts w:ascii="BRH Devanagari Extra" w:hAnsi="BRH Devanagari Extra" w:cs="BRH Devanagari Extra"/>
+                <w:color w:val="000000"/>
+                <w:sz w:val="40"/>
+                <w:szCs w:val="40"/>
+                <w:highlight w:val="yellow"/>
+                <w:lang w:val="it-IT" w:bidi="ml-IN"/>
+              </w:rPr>
+              <w:t>hÉ</w:t>
+            </w:r>
+            <w:r>
+              <w:rPr>
+                <w:rFonts w:ascii="BRH Devanagari Extra" w:hAnsi="BRH Devanagari Extra" w:cs="BRH Devanagari Extra"/>
+                <w:color w:val="000000"/>
+                <w:sz w:val="40"/>
+                <w:szCs w:val="40"/>
+                <w:lang w:val="it-IT" w:bidi="ml-IN"/>
+              </w:rPr>
+              <w:t xml:space="preserve"> rÉiÉþÈ |</w:t>
+            </w:r>
+          </w:p>
+        </w:tc>
+        <w:tc>
+          <w:tcPr>
+            <w:tcW w:w="5220" w:type="dxa"/>
+          </w:tcPr>
+          <w:p>
+            <w:pPr>
+              <w:widowControl w:val="0"/>
+              <w:autoSpaceDE w:val="0"/>
+              <w:autoSpaceDN w:val="0"/>
+              <w:adjustRightInd w:val="0"/>
+              <w:spacing w:before="0" w:line="240" w:lineRule="auto"/>
+              <w:rPr>
+                <w:rFonts w:ascii="BRH Malayalam Extra" w:eastAsia="Times New Roman" w:hAnsi="BRH Malayalam Extra" w:cs="BRH Malayalam Extra"/>
+                <w:color w:val="000000"/>
+                <w:sz w:val="40"/>
+                <w:szCs w:val="40"/>
+                <w:lang w:val="it-IT" w:eastAsia="en-IN" w:bidi="ml-IN"/>
+              </w:rPr>
+            </w:pPr>
+            <w:r>
+              <w:rPr>
+                <w:rFonts w:ascii="BRH Devanagari Extra" w:hAnsi="BRH Devanagari Extra" w:cs="BRH Devanagari Extra"/>
+                <w:color w:val="000000"/>
+                <w:sz w:val="40"/>
+                <w:szCs w:val="40"/>
+                <w:lang w:val="it-IT" w:bidi="ml-IN"/>
+              </w:rPr>
+              <w:t>A</w:t>
+            </w:r>
+            <w:r>
+              <w:rPr>
+                <w:rFonts w:ascii="BRH Malayalam Extra" w:hAnsi="BRH Malayalam Extra" w:cs="BRH Devanagari Extra"/>
+                <w:color w:val="000000"/>
+                <w:sz w:val="32"/>
+                <w:szCs w:val="40"/>
+                <w:lang w:val="it-IT" w:bidi="ml-IN"/>
+              </w:rPr>
+              <w:t>–</w:t>
+            </w:r>
+            <w:r>
+              <w:rPr>
+                <w:rFonts w:ascii="BRH Devanagari Extra" w:hAnsi="BRH Devanagari Extra" w:cs="BRH Devanagari Extra"/>
+                <w:color w:val="000000"/>
+                <w:sz w:val="40"/>
+                <w:szCs w:val="40"/>
+                <w:lang w:val="it-IT" w:bidi="ml-IN"/>
+              </w:rPr>
+              <w:t>liÉ</w:t>
+            </w:r>
+            <w:r>
+              <w:rPr>
+                <w:rFonts w:ascii="BRH Malayalam Extra" w:hAnsi="BRH Malayalam Extra" w:cs="BRH Devanagari Extra"/>
+                <w:color w:val="000000"/>
+                <w:sz w:val="32"/>
+                <w:szCs w:val="40"/>
+                <w:lang w:val="it-IT" w:bidi="ml-IN"/>
+              </w:rPr>
+              <w:t>–</w:t>
+            </w:r>
+            <w:r>
+              <w:rPr>
+                <w:rFonts w:ascii="BRH Devanagari Extra" w:hAnsi="BRH Devanagari Extra" w:cs="BRH Devanagari Extra"/>
+                <w:color w:val="000000"/>
+                <w:sz w:val="40"/>
+                <w:szCs w:val="40"/>
+                <w:lang w:val="it-IT" w:bidi="ml-IN"/>
+              </w:rPr>
+              <w:t>U</w:t>
+            </w:r>
+            <w:r>
+              <w:rPr>
+                <w:rFonts w:ascii="BRH Malayalam Extra" w:hAnsi="BRH Malayalam Extra" w:cs="BRH Devanagari Extra"/>
+                <w:color w:val="000000"/>
+                <w:sz w:val="32"/>
+                <w:szCs w:val="40"/>
+                <w:lang w:val="it-IT" w:bidi="ml-IN"/>
+              </w:rPr>
+              <w:t>–</w:t>
+            </w:r>
+            <w:r>
+              <w:rPr>
+                <w:rFonts w:ascii="BRH Devanagari Extra" w:hAnsi="BRH Devanagari Extra" w:cs="BRH Devanagari Extra"/>
+                <w:color w:val="000000"/>
+                <w:sz w:val="40"/>
+                <w:szCs w:val="40"/>
+                <w:lang w:val="it-IT" w:bidi="ml-IN"/>
+              </w:rPr>
+              <w:t>iÉÈ mÉëÉ</w:t>
+            </w:r>
+            <w:r>
+              <w:rPr>
+                <w:rFonts w:ascii="BRH Malayalam Extra" w:hAnsi="BRH Malayalam Extra" w:cs="BRH Devanagari Extra"/>
+                <w:color w:val="000000"/>
+                <w:sz w:val="32"/>
+                <w:szCs w:val="40"/>
+                <w:lang w:val="it-IT" w:bidi="ml-IN"/>
+              </w:rPr>
+              <w:t>–</w:t>
+            </w:r>
+            <w:r>
+              <w:rPr>
+                <w:rFonts w:ascii="BRH Devanagari Extra" w:hAnsi="BRH Devanagari Extra" w:cs="BRH Devanagari Extra"/>
+                <w:color w:val="000000"/>
+                <w:sz w:val="40"/>
+                <w:szCs w:val="40"/>
+                <w:lang w:val="it-IT" w:bidi="ml-IN"/>
+              </w:rPr>
+              <w:t>hÉÉÈ | mÉëÉ</w:t>
+            </w:r>
+            <w:r>
+              <w:rPr>
+                <w:rFonts w:ascii="BRH Malayalam Extra" w:hAnsi="BRH Malayalam Extra" w:cs="BRH Devanagari Extra"/>
+                <w:color w:val="000000"/>
+                <w:sz w:val="32"/>
+                <w:szCs w:val="40"/>
+                <w:lang w:val="it-IT" w:bidi="ml-IN"/>
+              </w:rPr>
+              <w:t>–</w:t>
+            </w:r>
+            <w:r>
+              <w:rPr>
+                <w:rFonts w:ascii="BRH Devanagari Extra" w:hAnsi="BRH Devanagari Extra" w:cs="BRH Devanagari Extra"/>
+                <w:color w:val="000000"/>
+                <w:sz w:val="40"/>
+                <w:szCs w:val="40"/>
+                <w:highlight w:val="green"/>
+                <w:lang w:val="it-IT" w:bidi="ml-IN"/>
+              </w:rPr>
+              <w:t>hÉ</w:t>
+            </w:r>
+            <w:r>
+              <w:rPr>
+                <w:rFonts w:ascii="BRH Devanagari Extra" w:hAnsi="BRH Devanagari Extra" w:cs="BRH Devanagari Extra"/>
+                <w:color w:val="000000"/>
+                <w:sz w:val="40"/>
+                <w:szCs w:val="40"/>
+                <w:lang w:val="it-IT" w:bidi="ml-IN"/>
+              </w:rPr>
+              <w:t>É rÉiÉþÈ |</w:t>
+            </w:r>
+          </w:p>
+        </w:tc>
+      </w:tr>
+      <w:tr>
+        <w:trPr>
+          <w:trHeight w:val="983"/>
+        </w:trPr>
+        <w:tc>
+          <w:tcPr>
+            <w:tcW w:w="4048" w:type="dxa"/>
+          </w:tcPr>
+          <w:p>
+            <w:pPr>
+              <w:widowControl w:val="0"/>
+              <w:tabs>
+                <w:tab w:val="left" w:pos="993"/>
+              </w:tabs>
+              <w:autoSpaceDE w:val="0"/>
+              <w:autoSpaceDN w:val="0"/>
+              <w:adjustRightInd w:val="0"/>
+              <w:spacing w:before="0" w:line="240" w:lineRule="auto"/>
+              <w:ind w:right="297"/>
+              <w:rPr>
+                <w:rFonts w:cs="Arial"/>
+                <w:b/>
+                <w:sz w:val="28"/>
+                <w:szCs w:val="32"/>
+              </w:rPr>
+            </w:pPr>
+            <w:r>
+              <w:rPr>
+                <w:rFonts w:cs="Arial"/>
+                <w:b/>
+                <w:sz w:val="28"/>
+                <w:szCs w:val="32"/>
+              </w:rPr>
+              <w:lastRenderedPageBreak/>
+              <w:t>T.S.6.4.</w:t>
+            </w:r>
+            <w:r>
+              <w:rPr>
+                <w:rFonts w:cs="Arial"/>
+                <w:b/>
+                <w:sz w:val="28"/>
+                <w:szCs w:val="32"/>
+              </w:rPr>
+              <w:t>10.1</w:t>
+            </w:r>
+            <w:r>
+              <w:rPr>
+                <w:rFonts w:cs="Arial"/>
+                <w:b/>
+                <w:sz w:val="28"/>
+                <w:szCs w:val="32"/>
+              </w:rPr>
+              <w:t xml:space="preserve"> – Kramam</w:t>
+            </w:r>
+          </w:p>
+          <w:p>
+            <w:pPr>
+              <w:widowControl w:val="0"/>
+              <w:tabs>
+                <w:tab w:val="left" w:pos="993"/>
+              </w:tabs>
+              <w:autoSpaceDE w:val="0"/>
+              <w:autoSpaceDN w:val="0"/>
+              <w:adjustRightInd w:val="0"/>
+              <w:spacing w:before="0" w:line="240" w:lineRule="auto"/>
+              <w:ind w:right="297"/>
+              <w:rPr>
+                <w:rFonts w:cs="Arial"/>
+                <w:b/>
+                <w:sz w:val="28"/>
+                <w:szCs w:val="32"/>
+                <w:lang w:val="en-IN"/>
+              </w:rPr>
+            </w:pPr>
+            <w:r>
+              <w:rPr>
+                <w:rFonts w:cs="Arial"/>
+                <w:b/>
+                <w:sz w:val="28"/>
+                <w:szCs w:val="32"/>
+                <w:lang w:val="en-IN"/>
+              </w:rPr>
+              <w:t>Krama Vaakyam No.–34</w:t>
+            </w:r>
+          </w:p>
+          <w:p>
+            <w:pPr>
+              <w:widowControl w:val="0"/>
+              <w:autoSpaceDE w:val="0"/>
+              <w:autoSpaceDN w:val="0"/>
+              <w:adjustRightInd w:val="0"/>
+              <w:spacing w:before="0" w:line="240" w:lineRule="auto"/>
+              <w:jc w:val="both"/>
+              <w:rPr>
+                <w:rFonts w:cs="Arial"/>
+                <w:b/>
+                <w:sz w:val="28"/>
+                <w:szCs w:val="32"/>
+                <w:lang w:val="it-IT"/>
+              </w:rPr>
+            </w:pPr>
+            <w:r>
+              <w:rPr>
+                <w:rFonts w:cs="Arial"/>
+                <w:b/>
+                <w:sz w:val="28"/>
+                <w:szCs w:val="32"/>
+                <w:lang w:val="it-IT"/>
+              </w:rPr>
+              <w:t>Panchaati No</w:t>
+            </w:r>
+            <w:r>
+              <w:rPr>
+                <w:rFonts w:cs="Arial"/>
+                <w:b/>
+                <w:szCs w:val="32"/>
+                <w:lang w:val="it-IT"/>
+              </w:rPr>
+              <w:t xml:space="preserve">. – </w:t>
+            </w:r>
+            <w:r>
+              <w:rPr>
+                <w:rFonts w:cs="Arial"/>
+                <w:b/>
+                <w:sz w:val="28"/>
+                <w:szCs w:val="32"/>
+                <w:lang w:val="it-IT"/>
+              </w:rPr>
+              <w:t>42</w:t>
+            </w:r>
+          </w:p>
+        </w:tc>
+        <w:tc>
+          <w:tcPr>
+            <w:tcW w:w="4738" w:type="dxa"/>
+          </w:tcPr>
+          <w:p>
+            <w:pPr>
+              <w:widowControl w:val="0"/>
+              <w:autoSpaceDE w:val="0"/>
+              <w:autoSpaceDN w:val="0"/>
+              <w:adjustRightInd w:val="0"/>
+              <w:spacing w:before="0" w:line="240" w:lineRule="auto"/>
+              <w:rPr>
+                <w:rFonts w:ascii="BRH Malayalam Extra" w:eastAsia="Times New Roman" w:hAnsi="BRH Malayalam Extra" w:cs="BRH Malayalam Extra"/>
+                <w:color w:val="000000"/>
+                <w:sz w:val="40"/>
+                <w:szCs w:val="40"/>
+                <w:highlight w:val="yellow"/>
+                <w:lang w:val="it-IT" w:eastAsia="en-IN" w:bidi="ml-IN"/>
+              </w:rPr>
+            </w:pPr>
+            <w:r>
+              <w:rPr>
+                <w:rFonts w:ascii="BRH Devanagari Extra" w:hAnsi="BRH Devanagari Extra" w:cs="BRH Devanagari Extra"/>
+                <w:color w:val="000000"/>
+                <w:sz w:val="40"/>
+                <w:szCs w:val="40"/>
+                <w:lang w:val="it-IT" w:bidi="ml-IN"/>
+              </w:rPr>
+              <w:t>L</w:t>
+            </w:r>
+            <w:r>
+              <w:rPr>
+                <w:rFonts w:ascii="BRH Malayalam Extra" w:hAnsi="BRH Malayalam Extra" w:cs="BRH Devanagari Extra"/>
+                <w:color w:val="000000"/>
+                <w:sz w:val="32"/>
+                <w:szCs w:val="40"/>
+                <w:lang w:val="it-IT" w:bidi="ml-IN"/>
+              </w:rPr>
+              <w:t>–</w:t>
+            </w:r>
+            <w:r>
+              <w:rPr>
+                <w:rFonts w:ascii="BRH Devanagari Extra" w:hAnsi="BRH Devanagari Extra" w:cs="BRH Devanagari Extra"/>
+                <w:color w:val="000000"/>
+                <w:sz w:val="40"/>
+                <w:szCs w:val="40"/>
+                <w:lang w:val="it-IT" w:bidi="ml-IN"/>
+              </w:rPr>
+              <w:t xml:space="preserve">uÉ </w:t>
+            </w:r>
+            <w:r>
+              <w:rPr>
+                <w:rFonts w:ascii="BRH Devanagari Extra" w:hAnsi="BRH Devanagari Extra" w:cs="BRH Devanagari Extra"/>
+                <w:color w:val="000000"/>
+                <w:sz w:val="40"/>
+                <w:szCs w:val="40"/>
+                <w:highlight w:val="yellow"/>
+                <w:lang w:val="it-IT" w:bidi="ml-IN"/>
+              </w:rPr>
+              <w:t>lÉÉ</w:t>
+            </w:r>
+            <w:r>
+              <w:rPr>
+                <w:rFonts w:ascii="BRH Devanagari Extra" w:hAnsi="BRH Devanagari Extra" w:cs="BRH Devanagari Extra"/>
+                <w:color w:val="000000"/>
+                <w:sz w:val="40"/>
+                <w:szCs w:val="40"/>
+                <w:lang w:val="it-IT" w:bidi="ml-IN"/>
+              </w:rPr>
+              <w:t>æ | lÉÉ</w:t>
+            </w:r>
+            <w:r>
+              <w:rPr>
+                <w:rFonts w:ascii="BRH Malayalam Extra" w:hAnsi="BRH Malayalam Extra" w:cs="BRH Devanagari Extra"/>
+                <w:color w:val="000000"/>
+                <w:sz w:val="32"/>
+                <w:szCs w:val="40"/>
+                <w:lang w:val="it-IT" w:bidi="ml-IN"/>
+              </w:rPr>
+              <w:t>–</w:t>
+            </w:r>
+            <w:r>
+              <w:rPr>
+                <w:rFonts w:ascii="BRH Devanagari Extra" w:hAnsi="BRH Devanagari Extra" w:cs="BRH Devanagari Extra"/>
+                <w:color w:val="000000"/>
+                <w:sz w:val="40"/>
+                <w:szCs w:val="40"/>
+                <w:lang w:val="it-IT" w:bidi="ml-IN"/>
+              </w:rPr>
+              <w:t>uÉ§Éþ |</w:t>
+            </w:r>
+          </w:p>
+        </w:tc>
+        <w:tc>
+          <w:tcPr>
+            <w:tcW w:w="5220" w:type="dxa"/>
+          </w:tcPr>
+          <w:p>
+            <w:pPr>
+              <w:spacing w:before="0" w:line="240" w:lineRule="auto"/>
+              <w:rPr>
+                <w:rFonts w:ascii="BRH Malayalam Extra" w:eastAsia="Times New Roman" w:hAnsi="BRH Malayalam Extra" w:cs="BRH Malayalam Extra"/>
+                <w:color w:val="000000"/>
+                <w:sz w:val="40"/>
+                <w:szCs w:val="40"/>
+                <w:highlight w:val="green"/>
+                <w:lang w:val="it-IT" w:eastAsia="en-IN" w:bidi="ml-IN"/>
+              </w:rPr>
+            </w:pPr>
+            <w:r>
+              <w:rPr>
+                <w:rFonts w:ascii="BRH Devanagari Extra" w:hAnsi="BRH Devanagari Extra" w:cs="BRH Devanagari Extra"/>
+                <w:color w:val="000000"/>
+                <w:sz w:val="40"/>
+                <w:szCs w:val="40"/>
+                <w:lang w:val="it-IT" w:bidi="ml-IN"/>
+              </w:rPr>
+              <w:t>L</w:t>
+            </w:r>
+            <w:r>
+              <w:rPr>
+                <w:rFonts w:ascii="BRH Malayalam Extra" w:hAnsi="BRH Malayalam Extra" w:cs="BRH Devanagari Extra"/>
+                <w:color w:val="000000"/>
+                <w:sz w:val="32"/>
+                <w:szCs w:val="40"/>
+                <w:lang w:val="it-IT" w:bidi="ml-IN"/>
+              </w:rPr>
+              <w:t>–</w:t>
+            </w:r>
+            <w:r>
+              <w:rPr>
+                <w:rFonts w:ascii="BRH Devanagari Extra" w:hAnsi="BRH Devanagari Extra" w:cs="BRH Devanagari Extra"/>
+                <w:color w:val="000000"/>
+                <w:sz w:val="40"/>
+                <w:szCs w:val="40"/>
+                <w:lang w:val="it-IT" w:bidi="ml-IN"/>
+              </w:rPr>
+              <w:t xml:space="preserve">uÉ </w:t>
+            </w:r>
+            <w:r>
+              <w:rPr>
+                <w:rFonts w:ascii="BRH Devanagari Extra" w:hAnsi="BRH Devanagari Extra" w:cs="BRH Devanagari Extra"/>
+                <w:color w:val="000000"/>
+                <w:sz w:val="40"/>
+                <w:szCs w:val="40"/>
+                <w:highlight w:val="green"/>
+                <w:lang w:val="it-IT" w:bidi="ml-IN"/>
+              </w:rPr>
+              <w:t>lÉÉæÿ</w:t>
+            </w:r>
+            <w:r>
+              <w:rPr>
+                <w:rFonts w:ascii="BRH Devanagari Extra" w:hAnsi="BRH Devanagari Extra" w:cs="BRH Devanagari Extra"/>
+                <w:color w:val="000000"/>
+                <w:sz w:val="40"/>
+                <w:szCs w:val="40"/>
+                <w:lang w:val="it-IT" w:bidi="ml-IN"/>
+              </w:rPr>
+              <w:t xml:space="preserve"> | lÉÉ</w:t>
+            </w:r>
+            <w:r>
+              <w:rPr>
+                <w:rFonts w:ascii="BRH Malayalam Extra" w:hAnsi="BRH Malayalam Extra" w:cs="BRH Devanagari Extra"/>
+                <w:color w:val="000000"/>
+                <w:sz w:val="32"/>
+                <w:szCs w:val="40"/>
+                <w:lang w:val="it-IT" w:bidi="ml-IN"/>
+              </w:rPr>
+              <w:t>–</w:t>
+            </w:r>
+            <w:r>
+              <w:rPr>
+                <w:rFonts w:ascii="BRH Devanagari Extra" w:hAnsi="BRH Devanagari Extra" w:cs="BRH Devanagari Extra"/>
+                <w:color w:val="000000"/>
+                <w:sz w:val="40"/>
+                <w:szCs w:val="40"/>
+                <w:lang w:val="it-IT" w:bidi="ml-IN"/>
+              </w:rPr>
+              <w:t>uÉ§Éþ |</w:t>
+            </w:r>
+          </w:p>
+        </w:tc>
+      </w:tr>
+      <w:tr>
+        <w:trPr>
           <w:trHeight w:val="1833"/>
         </w:trPr>
         <w:tc>
@@ -1974,7 +2713,6 @@
                 <w:sz w:val="28"/>
                 <w:szCs w:val="32"/>
               </w:rPr>
-              <w:lastRenderedPageBreak/>
               <w:t>T.S.6.4.</w:t>
             </w:r>
             <w:r>
@@ -3786,7 +4524,6 @@
           <w:b/>
           <w:bCs/>
         </w:rPr>
-        <w:lastRenderedPageBreak/>
         <w:t>(ignore those which are already incorporated in your book’s version and date)</w:t>
       </w:r>
     </w:p>
@@ -5779,6 +6516,7 @@
                 <w:sz w:val="28"/>
                 <w:szCs w:val="32"/>
               </w:rPr>
+              <w:lastRenderedPageBreak/>
               <w:t>T.S.6.4.2.6 – Kramam</w:t>
             </w:r>
           </w:p>
@@ -6086,7 +6824,6 @@
                 <w:sz w:val="28"/>
                 <w:szCs w:val="32"/>
               </w:rPr>
-              <w:lastRenderedPageBreak/>
               <w:t>T.S.6.4.3.4 – Kramam</w:t>
             </w:r>
           </w:p>
@@ -8036,6 +8773,7 @@
                 <w:szCs w:val="40"/>
                 <w:lang w:bidi="ml-IN"/>
               </w:rPr>
+              <w:lastRenderedPageBreak/>
               <w:t>qÉ</w:t>
             </w:r>
             <w:r>
@@ -8188,6 +8926,7 @@
                 <w:szCs w:val="40"/>
                 <w:lang w:bidi="ml-IN"/>
               </w:rPr>
+              <w:lastRenderedPageBreak/>
               <w:t>qÉ</w:t>
             </w:r>
             <w:r>
@@ -8300,6 +9039,7 @@
                 <w:szCs w:val="40"/>
                 <w:lang w:bidi="ml-IN"/>
               </w:rPr>
+              <w:lastRenderedPageBreak/>
               <w:t>qÉ</w:t>
             </w:r>
             <w:r>
@@ -8462,6 +9202,7 @@
                 <w:sz w:val="28"/>
                 <w:szCs w:val="32"/>
               </w:rPr>
+              <w:lastRenderedPageBreak/>
               <w:t>T.S.6.4.8.3 – Kramam</w:t>
             </w:r>
           </w:p>
@@ -8859,7 +9600,6 @@
                 <w:sz w:val="28"/>
                 <w:szCs w:val="32"/>
               </w:rPr>
-              <w:lastRenderedPageBreak/>
               <w:t>T.S.6.4.8.3 – Kramam</w:t>
             </w:r>
           </w:p>
@@ -10419,18 +11159,7 @@
                 <w:szCs w:val="40"/>
                 <w:lang w:bidi="ml-IN"/>
               </w:rPr>
-              <w:t xml:space="preserve">±Éÿ </w:t>
-            </w:r>
-            <w:proofErr w:type="gramStart"/>
-            <w:r>
-              <w:rPr>
-                <w:rFonts w:ascii="BRH Devanagari Extra" w:hAnsi="BRH Devanagari Extra" w:cs="BRH Devanagari Extra"/>
-                <w:color w:val="000000"/>
-                <w:sz w:val="40"/>
-                <w:szCs w:val="40"/>
-                <w:lang w:bidi="ml-IN"/>
-              </w:rPr>
-              <w:t xml:space="preserve">| </w:t>
+              <w:t xml:space="preserve">±Éÿ | </w:t>
             </w:r>
             <w:r>
               <w:rPr>
@@ -10440,18 +11169,7 @@
                 <w:szCs w:val="40"/>
                 <w:lang w:val="en-IN" w:eastAsia="en-IN" w:bidi="ml-IN"/>
               </w:rPr>
-              <w:t xml:space="preserve"> |</w:t>
-            </w:r>
-            <w:proofErr w:type="gramEnd"/>
-            <w:r>
-              <w:rPr>
-                <w:rFonts w:ascii="BRH Malayalam Extra" w:eastAsia="Times New Roman" w:hAnsi="BRH Malayalam Extra" w:cs="BRH Malayalam Extra"/>
-                <w:color w:val="000000"/>
-                <w:sz w:val="40"/>
-                <w:szCs w:val="40"/>
-                <w:lang w:val="en-IN" w:eastAsia="en-IN" w:bidi="ml-IN"/>
-              </w:rPr>
-              <w:t xml:space="preserve"> </w:t>
+              <w:t xml:space="preserve"> | </w:t>
             </w:r>
             <w:r>
               <w:rPr>
@@ -10559,18 +11277,7 @@
                 <w:szCs w:val="40"/>
                 <w:lang w:bidi="ml-IN"/>
               </w:rPr>
-              <w:t xml:space="preserve">±Éÿ </w:t>
-            </w:r>
-            <w:proofErr w:type="gramStart"/>
-            <w:r>
-              <w:rPr>
-                <w:rFonts w:ascii="BRH Devanagari Extra" w:hAnsi="BRH Devanagari Extra" w:cs="BRH Devanagari Extra"/>
-                <w:color w:val="000000"/>
-                <w:sz w:val="40"/>
-                <w:szCs w:val="40"/>
-                <w:lang w:bidi="ml-IN"/>
-              </w:rPr>
-              <w:t xml:space="preserve">| </w:t>
+              <w:t xml:space="preserve">±Éÿ | </w:t>
             </w:r>
             <w:r>
               <w:rPr>
@@ -10580,18 +11287,7 @@
                 <w:szCs w:val="40"/>
                 <w:lang w:val="en-IN" w:eastAsia="en-IN" w:bidi="ml-IN"/>
               </w:rPr>
-              <w:t xml:space="preserve"> |</w:t>
-            </w:r>
-            <w:proofErr w:type="gramEnd"/>
-            <w:r>
-              <w:rPr>
-                <w:rFonts w:ascii="BRH Malayalam Extra" w:eastAsia="Times New Roman" w:hAnsi="BRH Malayalam Extra" w:cs="BRH Malayalam Extra"/>
-                <w:color w:val="000000"/>
-                <w:sz w:val="40"/>
-                <w:szCs w:val="40"/>
-                <w:lang w:val="en-IN" w:eastAsia="en-IN" w:bidi="ml-IN"/>
-              </w:rPr>
-              <w:t xml:space="preserve"> </w:t>
+              <w:t xml:space="preserve"> | </w:t>
             </w:r>
             <w:r>
               <w:rPr>
@@ -10927,6 +11623,7 @@
           <w:szCs w:val="40"/>
           <w:lang w:val="en-IN" w:eastAsia="en-IN"/>
         </w:rPr>
+        <w:lastRenderedPageBreak/>
         <w:t xml:space="preserve">"zlÉ" </w:t>
       </w:r>
       <w:r>
@@ -10935,16 +11632,7 @@
           <w:bCs/>
           <w:sz w:val="32"/>
         </w:rPr>
-        <w:t xml:space="preserve">replaced </w:t>
-      </w:r>
-      <w:proofErr w:type="gramStart"/>
-      <w:r>
-        <w:rPr>
-          <w:b/>
-          <w:bCs/>
-          <w:sz w:val="32"/>
-        </w:rPr>
-        <w:t>with</w:t>
+        <w:t>replaced with</w:t>
       </w:r>
       <w:r>
         <w:rPr>
@@ -10966,7 +11654,6 @@
         </w:rPr>
         <w:t>"</w:t>
       </w:r>
-      <w:proofErr w:type="gramEnd"/>
       <w:r>
         <w:rPr>
           <w:rFonts w:ascii="BRH Devanagari" w:hAnsi="BRH Devanagari" w:cs="BRH Devanagari"/>
@@ -11062,7 +11749,6 @@
           <w:szCs w:val="32"/>
           <w:u w:val="single"/>
         </w:rPr>
-        <w:lastRenderedPageBreak/>
         <w:t xml:space="preserve">TS </w:t>
       </w:r>
       <w:r>

--- a/TS-Kramam/TS-6.4/TS 6.4 Sanskrit Krama Paatam Corrections.docx
+++ b/TS-Kramam/TS-6.4/TS 6.4 Sanskrit Krama Paatam Corrections.docx
@@ -89,10 +89,9 @@
           <w:bCs/>
           <w:sz w:val="32"/>
           <w:szCs w:val="32"/>
-          <w:highlight w:val="red"/>
           <w:u w:val="single"/>
         </w:rPr>
-        <w:t>????</w:t>
+        <w:t>31st Oct 2026</w:t>
       </w:r>
     </w:p>
     <w:p>
@@ -4364,9 +4363,6 @@
     </w:tbl>
     <w:p>
       <w:pPr>
-        <w:pBdr>
-          <w:bottom w:val="double" w:sz="6" w:space="1" w:color="auto"/>
-        </w:pBdr>
         <w:jc w:val="center"/>
         <w:rPr>
           <w:b/>
@@ -4376,10 +4372,7 @@
           <w:u w:val="single"/>
         </w:rPr>
       </w:pPr>
-    </w:p>
-    <w:p>
-      <w:pPr>
-        <w:jc w:val="center"/>
+      <w:r>
         <w:rPr>
           <w:b/>
           <w:bCs/>
@@ -4387,7 +4380,8 @@
           <w:szCs w:val="32"/>
           <w:u w:val="single"/>
         </w:rPr>
-      </w:pPr>
+        <w:t>=============</w:t>
+      </w:r>
     </w:p>
     <w:p>
       <w:pPr>
@@ -4408,6 +4402,7 @@
           <w:szCs w:val="32"/>
           <w:u w:val="single"/>
         </w:rPr>
+        <w:lastRenderedPageBreak/>
         <w:t xml:space="preserve">TS </w:t>
       </w:r>
       <w:r>
@@ -5188,7 +5183,7 @@
       </w:tr>
       <w:tr>
         <w:trPr>
-          <w:trHeight w:val="988"/>
+          <w:trHeight w:val="1255"/>
         </w:trPr>
         <w:tc>
           <w:tcPr>
@@ -5411,7 +5406,6 @@
               <w:spacing w:before="0" w:line="240" w:lineRule="auto"/>
               <w:rPr>
                 <w:rFonts w:ascii="BRH Malayalam Extra" w:eastAsia="Times New Roman" w:hAnsi="BRH Malayalam Extra" w:cs="BRH Malayalam Extra"/>
-                <w:color w:val="000000"/>
                 <w:sz w:val="40"/>
                 <w:szCs w:val="40"/>
                 <w:lang w:val="en-IN" w:eastAsia="en-IN" w:bidi="ml-IN"/>
@@ -5508,17 +5502,6 @@
               </w:rPr>
               <w:t xml:space="preserve"> |</w:t>
             </w:r>
-          </w:p>
-          <w:p>
-            <w:pPr>
-              <w:jc w:val="center"/>
-              <w:rPr>
-                <w:rFonts w:ascii="BRH Malayalam Extra" w:eastAsia="Times New Roman" w:hAnsi="BRH Malayalam Extra" w:cs="BRH Malayalam Extra"/>
-                <w:sz w:val="40"/>
-                <w:szCs w:val="40"/>
-                <w:lang w:val="en-IN" w:eastAsia="en-IN" w:bidi="ml-IN"/>
-              </w:rPr>
-            </w:pPr>
           </w:p>
         </w:tc>
       </w:tr>
@@ -6516,7 +6499,6 @@
                 <w:sz w:val="28"/>
                 <w:szCs w:val="32"/>
               </w:rPr>
-              <w:lastRenderedPageBreak/>
               <w:t>T.S.6.4.2.6 – Kramam</w:t>
             </w:r>
           </w:p>
@@ -6647,6 +6629,7 @@
                 <w:szCs w:val="40"/>
                 <w:lang w:bidi="ml-IN"/>
               </w:rPr>
+              <w:lastRenderedPageBreak/>
               <w:t>uÉWûþ</w:t>
             </w:r>
             <w:r>
@@ -6719,6 +6702,7 @@
                 <w:szCs w:val="40"/>
                 <w:lang w:bidi="ml-IN"/>
               </w:rPr>
+              <w:lastRenderedPageBreak/>
               <w:t xml:space="preserve">rÉSè uÉWûþliÉÏlÉÉqÉç | </w:t>
             </w:r>
           </w:p>
@@ -6745,6 +6729,7 @@
                 <w:szCs w:val="40"/>
                 <w:lang w:bidi="ml-IN"/>
               </w:rPr>
+              <w:lastRenderedPageBreak/>
               <w:t>uÉWû</w:t>
             </w:r>
             <w:r>
@@ -6824,6 +6809,7 @@
                 <w:sz w:val="28"/>
                 <w:szCs w:val="32"/>
               </w:rPr>
+              <w:lastRenderedPageBreak/>
               <w:t>T.S.6.4.3.4 – Kramam</w:t>
             </w:r>
           </w:p>
